--- a/Methods/ScopusFigures.docx
+++ b/Methods/ScopusFigures.docx
@@ -474,7 +474,7 @@
           <w:sz w:val="30"/>
           <w:szCs w:val="30"/>
         </w:rPr>
-        <w:t>A countries score is the sum of the number of afilliations its the country of.</w:t>
+        <w:t>A countries score is the number of documents it has an affiliation for.</w:t>
       </w:r>
     </w:p>
     <w:sectPr>

--- a/Methods/ScopusFigures.docx
+++ b/Methods/ScopusFigures.docx
@@ -86,7 +86,34 @@
           <w:sz w:val="30"/>
           <w:szCs w:val="30"/>
         </w:rPr>
-        <w:t>Since exports are limited to 20k rows, only the first 20k papers were analysed.</w:t>
+        <w:t xml:space="preserve">Since </w:t>
+      </w:r>
+      <w:r>
+        <w:rPr>
+          <w:b w:val="false"/>
+          <w:bCs w:val="false"/>
+          <w:sz w:val="30"/>
+          <w:szCs w:val="30"/>
+        </w:rPr>
+        <w:t xml:space="preserve">scopus </w:t>
+      </w:r>
+      <w:r>
+        <w:rPr>
+          <w:b w:val="false"/>
+          <w:bCs w:val="false"/>
+          <w:sz w:val="30"/>
+          <w:szCs w:val="30"/>
+        </w:rPr>
+        <w:t xml:space="preserve">exports are limited to 20k rows, </w:t>
+      </w:r>
+      <w:r>
+        <w:rPr>
+          <w:b w:val="false"/>
+          <w:bCs w:val="false"/>
+          <w:sz w:val="30"/>
+          <w:szCs w:val="30"/>
+        </w:rPr>
+        <w:t>only data from 2013-2024 was analyzed.</w:t>
       </w:r>
     </w:p>
     <w:p>

--- a/Methods/ScopusFigures.docx
+++ b/Methods/ScopusFigures.docx
@@ -86,34 +86,25 @@
           <w:sz w:val="30"/>
           <w:szCs w:val="30"/>
         </w:rPr>
-        <w:t xml:space="preserve">Since </w:t>
-      </w:r>
-      <w:r>
-        <w:rPr>
-          <w:b w:val="false"/>
-          <w:bCs w:val="false"/>
-          <w:sz w:val="30"/>
-          <w:szCs w:val="30"/>
-        </w:rPr>
-        <w:t xml:space="preserve">scopus </w:t>
-      </w:r>
-      <w:r>
-        <w:rPr>
-          <w:b w:val="false"/>
-          <w:bCs w:val="false"/>
-          <w:sz w:val="30"/>
-          <w:szCs w:val="30"/>
-        </w:rPr>
-        <w:t xml:space="preserve">exports are limited to 20k rows, </w:t>
-      </w:r>
-      <w:r>
-        <w:rPr>
-          <w:b w:val="false"/>
-          <w:bCs w:val="false"/>
-          <w:sz w:val="30"/>
-          <w:szCs w:val="30"/>
-        </w:rPr>
-        <w:t>only data from 2013-2024 was analyzed.</w:t>
+        <w:t>Since scopus exports are limited to 20k rows, only data from 2013-202</w:t>
+      </w:r>
+      <w:r>
+        <w:rPr>
+          <w:b w:val="false"/>
+          <w:bCs w:val="false"/>
+          <w:sz w:val="30"/>
+          <w:szCs w:val="30"/>
+        </w:rPr>
+        <w:t>5</w:t>
+      </w:r>
+      <w:r>
+        <w:rPr>
+          <w:b w:val="false"/>
+          <w:bCs w:val="false"/>
+          <w:sz w:val="30"/>
+          <w:szCs w:val="30"/>
+        </w:rPr>
+        <w:t xml:space="preserve"> was analyzed.</w:t>
       </w:r>
     </w:p>
     <w:p>
